--- a/docs/01_프로젝트_기획서.docx
+++ b/docs/01_프로젝트_기획서.docx
@@ -257,7 +257,7 @@
                 <w:rFonts w:ascii="맑은 고딕" w:hAnsi="맑은 고딕" w:eastAsia="맑은 고딕"/>
                 <w:sz w:val="19"/>
               </w:rPr>
-              <w:t>초안 v0.1 — 수강생 제출 자료 기반</w:t>
+              <w:t>초안 v0.2 — 수강생 추가 게시물·댓글 반영</w:t>
             </w:r>
           </w:p>
         </w:tc>
@@ -271,6 +271,15 @@
           <w:sz w:val="21"/>
         </w:rPr>
         <w:t>제출자는 이미 15쪽 분량의 기획서(2차 개정안, 문제정의·PRD·핵심기능설명서·와이어프레임·플로우차트 포함)를 첨부했습니다. 이 문서는 그 내용을 개발 명세 관점에서 정리하고, 바로 만들 부분과 확인할 부분을 나눈 것입니다. 수치와 기준은 모두 첨부 기획서의 값입니다.</w:t>
+      </w:r>
+    </w:p>
+    <w:p>
+      <w:r>
+        <w:rPr>
+          <w:rFonts w:ascii="맑은 고딕" w:hAnsi="맑은 고딕" w:eastAsia="맑은 고딕"/>
+          <w:sz w:val="21"/>
+        </w:rPr>
+        <w:t>v0.2에서는 2026-09-28에 추가된 자료를 반영했습니다. UI 시안 PDF(화면 4종: 대시보드, 도면 등록·정보 추출, 유사도 결과·그룹 확정, ECN 관리)와 ECN OUTPUT(설계변경통보서 양식) 엑셀, 그리고 필요한 양식 목록 댓글(3 유사도 분석 결과표, 4 도면 그룹 목록, 5 ECN 요약표, 6 변경자재 목록, 14 유사 후보 적중 검증표)입니다. 화면은 UI 시안을, 엑셀 출력은 이 양식들과 설계변경통보서 배치를 따릅니다.</w:t>
       </w:r>
     </w:p>
     <w:p>
@@ -1667,6 +1676,350 @@
           </w:p>
         </w:tc>
       </w:tr>
+      <w:tr>
+        <w:tc>
+          <w:tcPr>
+            <w:tcW w:type="dxa" w:w="2160"/>
+          </w:tcPr>
+          <w:p>
+            <w:r/>
+            <w:r>
+              <w:rPr>
+                <w:rFonts w:ascii="맑은 고딕" w:hAnsi="맑은 고딕" w:eastAsia="맑은 고딕"/>
+                <w:sz w:val="19"/>
+              </w:rPr>
+              <w:t>설계변경통보서 기본정보(v0.2 양식): ECN 번호, 문서분류, 작성일자, 설변 종류, 접수일, 개정 번호, 기종, 품번(변경 후), 변경 전 품번, 품명, 고객사, 고객 담당자, 변경 사유 구분, 도면 REV(전→후), 요청 출처, 설계 변경 목적, 변경 전 요청 내용, 변경 후 요청 사유·변경 내용</w:t>
+            </w:r>
+          </w:p>
+        </w:tc>
+        <w:tc>
+          <w:tcPr>
+            <w:tcW w:type="dxa" w:w="2160"/>
+          </w:tcPr>
+          <w:p>
+            <w:r/>
+            <w:r>
+              <w:rPr>
+                <w:rFonts w:ascii="맑은 고딕" w:hAnsi="맑은 고딕" w:eastAsia="맑은 고딕"/>
+                <w:sz w:val="19"/>
+              </w:rPr>
+              <w:t>담당자 입력</w:t>
+            </w:r>
+          </w:p>
+        </w:tc>
+        <w:tc>
+          <w:tcPr>
+            <w:tcW w:type="dxa" w:w="2160"/>
+          </w:tcPr>
+          <w:p>
+            <w:r/>
+            <w:r>
+              <w:rPr>
+                <w:rFonts w:ascii="맑은 고딕" w:hAnsi="맑은 고딕" w:eastAsia="맑은 고딕"/>
+                <w:sz w:val="19"/>
+              </w:rPr>
+              <w:t>ECN별</w:t>
+            </w:r>
+          </w:p>
+        </w:tc>
+        <w:tc>
+          <w:tcPr>
+            <w:tcW w:type="dxa" w:w="2160"/>
+          </w:tcPr>
+          <w:p>
+            <w:r/>
+            <w:r>
+              <w:rPr>
+                <w:rFonts w:ascii="맑은 고딕" w:hAnsi="맑은 고딕" w:eastAsia="맑은 고딕"/>
+                <w:sz w:val="19"/>
+              </w:rPr>
+              <w:t>결재란(작성·검토·승인·접수(품질)) 포함</w:t>
+            </w:r>
+          </w:p>
+        </w:tc>
+      </w:tr>
+      <w:tr>
+        <w:tc>
+          <w:tcPr>
+            <w:tcW w:type="dxa" w:w="2160"/>
+          </w:tcPr>
+          <w:p>
+            <w:r/>
+            <w:r>
+              <w:rPr>
+                <w:rFonts w:ascii="맑은 고딕" w:hAnsi="맑은 고딕" w:eastAsia="맑은 고딕"/>
+                <w:sz w:val="19"/>
+              </w:rPr>
+              <w:t>적용 시점·재고 처리(양식 3절): 제품 적용일, 납품 적용일, 적용 조건, 적용 LOT·S/N, 선적용 여부, 정규 설변 예정일, 재고 처리 방안(종합)</w:t>
+            </w:r>
+          </w:p>
+        </w:tc>
+        <w:tc>
+          <w:tcPr>
+            <w:tcW w:type="dxa" w:w="2160"/>
+          </w:tcPr>
+          <w:p>
+            <w:r/>
+            <w:r>
+              <w:rPr>
+                <w:rFonts w:ascii="맑은 고딕" w:hAnsi="맑은 고딕" w:eastAsia="맑은 고딕"/>
+                <w:sz w:val="19"/>
+              </w:rPr>
+              <w:t>담당자 입력</w:t>
+            </w:r>
+          </w:p>
+        </w:tc>
+        <w:tc>
+          <w:tcPr>
+            <w:tcW w:type="dxa" w:w="2160"/>
+          </w:tcPr>
+          <w:p>
+            <w:r/>
+            <w:r>
+              <w:rPr>
+                <w:rFonts w:ascii="맑은 고딕" w:hAnsi="맑은 고딕" w:eastAsia="맑은 고딕"/>
+                <w:sz w:val="19"/>
+              </w:rPr>
+              <w:t>ECN별</w:t>
+            </w:r>
+          </w:p>
+        </w:tc>
+        <w:tc>
+          <w:tcPr>
+            <w:tcW w:type="dxa" w:w="2160"/>
+          </w:tcPr>
+          <w:p>
+            <w:r/>
+          </w:p>
+        </w:tc>
+      </w:tr>
+      <w:tr>
+        <w:tc>
+          <w:tcPr>
+            <w:tcW w:type="dxa" w:w="2160"/>
+          </w:tcPr>
+          <w:p>
+            <w:r/>
+            <w:r>
+              <w:rPr>
+                <w:rFonts w:ascii="맑은 고딕" w:hAnsi="맑은 고딕" w:eastAsia="맑은 고딕"/>
+                <w:sz w:val="19"/>
+              </w:rPr>
+              <w:t>수신 부서 확인(양식 4절): 생산, 생산기술, 품질경영, 영업, 생산관리, 구매·자재별 확인자·확인일·비고</w:t>
+            </w:r>
+          </w:p>
+        </w:tc>
+        <w:tc>
+          <w:tcPr>
+            <w:tcW w:type="dxa" w:w="2160"/>
+          </w:tcPr>
+          <w:p>
+            <w:r/>
+            <w:r>
+              <w:rPr>
+                <w:rFonts w:ascii="맑은 고딕" w:hAnsi="맑은 고딕" w:eastAsia="맑은 고딕"/>
+                <w:sz w:val="19"/>
+              </w:rPr>
+              <w:t>담당자 입력</w:t>
+            </w:r>
+          </w:p>
+        </w:tc>
+        <w:tc>
+          <w:tcPr>
+            <w:tcW w:type="dxa" w:w="2160"/>
+          </w:tcPr>
+          <w:p>
+            <w:r/>
+            <w:r>
+              <w:rPr>
+                <w:rFonts w:ascii="맑은 고딕" w:hAnsi="맑은 고딕" w:eastAsia="맑은 고딕"/>
+                <w:sz w:val="19"/>
+              </w:rPr>
+              <w:t>ECN별</w:t>
+            </w:r>
+          </w:p>
+        </w:tc>
+        <w:tc>
+          <w:tcPr>
+            <w:tcW w:type="dxa" w:w="2160"/>
+          </w:tcPr>
+          <w:p>
+            <w:r/>
+          </w:p>
+        </w:tc>
+      </w:tr>
+      <w:tr>
+        <w:tc>
+          <w:tcPr>
+            <w:tcW w:type="dxa" w:w="2160"/>
+          </w:tcPr>
+          <w:p>
+            <w:r/>
+            <w:r>
+              <w:rPr>
+                <w:rFonts w:ascii="맑은 고딕" w:hAnsi="맑은 고딕" w:eastAsia="맑은 고딕"/>
+                <w:sz w:val="19"/>
+              </w:rPr>
+              <w:t>변경자재 내역(양식 5절): No, 변경 유형(신규·삭제·대체·수량변경·사양변경), 적용 위치(커넥터·회로), 변경 전 자재품번·사양·수량, 단위, 변경 후 자재품번·사양·수량, 증감(자동), 재고 처리, 담당 부서, 현재고(구자재)</w:t>
+            </w:r>
+          </w:p>
+        </w:tc>
+        <w:tc>
+          <w:tcPr>
+            <w:tcW w:type="dxa" w:w="2160"/>
+          </w:tcPr>
+          <w:p>
+            <w:r/>
+            <w:r>
+              <w:rPr>
+                <w:rFonts w:ascii="맑은 고딕" w:hAnsi="맑은 고딕" w:eastAsia="맑은 고딕"/>
+                <w:sz w:val="19"/>
+              </w:rPr>
+              <w:t>담당자 입력</w:t>
+            </w:r>
+          </w:p>
+        </w:tc>
+        <w:tc>
+          <w:tcPr>
+            <w:tcW w:type="dxa" w:w="2160"/>
+          </w:tcPr>
+          <w:p>
+            <w:r/>
+            <w:r>
+              <w:rPr>
+                <w:rFonts w:ascii="맑은 고딕" w:hAnsi="맑은 고딕" w:eastAsia="맑은 고딕"/>
+                <w:sz w:val="19"/>
+              </w:rPr>
+              <w:t>ECN별 최대 10행(양식 기준)</w:t>
+            </w:r>
+          </w:p>
+        </w:tc>
+        <w:tc>
+          <w:tcPr>
+            <w:tcW w:type="dxa" w:w="2160"/>
+          </w:tcPr>
+          <w:p>
+            <w:r/>
+            <w:r>
+              <w:rPr>
+                <w:rFonts w:ascii="맑은 고딕" w:hAnsi="맑은 고딕" w:eastAsia="맑은 고딕"/>
+                <w:sz w:val="19"/>
+              </w:rPr>
+              <w:t>양식에서 「사양변경」 유형이 추가됨</w:t>
+            </w:r>
+          </w:p>
+        </w:tc>
+      </w:tr>
+      <w:tr>
+        <w:tc>
+          <w:tcPr>
+            <w:tcW w:type="dxa" w:w="2160"/>
+          </w:tcPr>
+          <w:p>
+            <w:r/>
+            <w:r>
+              <w:rPr>
+                <w:rFonts w:ascii="맑은 고딕" w:hAnsi="맑은 고딕" w:eastAsia="맑은 고딕"/>
+                <w:sz w:val="19"/>
+              </w:rPr>
+              <w:t>영향도 검토·부서별 조치(양식 6절): 도면, BOM, 작업지시서, 조립 JIG, 검사 JIG, 구매 발주, 구자재 재고 처리, 초도품·품질 승인, 포장·라벨·고객제출 9항목 × 해당 여부, 변경 전·후 기록물(번호·REV), 조치 내용, 담당 부서, 담당자, 완료 예정일, 완료일, 상태(자동)</w:t>
+            </w:r>
+          </w:p>
+        </w:tc>
+        <w:tc>
+          <w:tcPr>
+            <w:tcW w:type="dxa" w:w="2160"/>
+          </w:tcPr>
+          <w:p>
+            <w:r/>
+            <w:r>
+              <w:rPr>
+                <w:rFonts w:ascii="맑은 고딕" w:hAnsi="맑은 고딕" w:eastAsia="맑은 고딕"/>
+                <w:sz w:val="19"/>
+              </w:rPr>
+              <w:t>담당자 입력 + 자동 판정</w:t>
+            </w:r>
+          </w:p>
+        </w:tc>
+        <w:tc>
+          <w:tcPr>
+            <w:tcW w:type="dxa" w:w="2160"/>
+          </w:tcPr>
+          <w:p>
+            <w:r/>
+            <w:r>
+              <w:rPr>
+                <w:rFonts w:ascii="맑은 고딕" w:hAnsi="맑은 고딕" w:eastAsia="맑은 고딕"/>
+                <w:sz w:val="19"/>
+              </w:rPr>
+              <w:t>ECN별 9행</w:t>
+            </w:r>
+          </w:p>
+        </w:tc>
+        <w:tc>
+          <w:tcPr>
+            <w:tcW w:type="dxa" w:w="2160"/>
+          </w:tcPr>
+          <w:p>
+            <w:r/>
+          </w:p>
+        </w:tc>
+      </w:tr>
+      <w:tr>
+        <w:tc>
+          <w:tcPr>
+            <w:tcW w:type="dxa" w:w="2160"/>
+          </w:tcPr>
+          <w:p>
+            <w:r/>
+            <w:r>
+              <w:rPr>
+                <w:rFonts w:ascii="맑은 고딕" w:hAnsi="맑은 고딕" w:eastAsia="맑은 고딕"/>
+                <w:sz w:val="19"/>
+              </w:rPr>
+              <w:t>수평전개 검토(양식 7절): 대상 품번, 기종, 고객사, 관계, 적용 여부, 검토 결과·사유</w:t>
+            </w:r>
+          </w:p>
+        </w:tc>
+        <w:tc>
+          <w:tcPr>
+            <w:tcW w:type="dxa" w:w="2160"/>
+          </w:tcPr>
+          <w:p>
+            <w:r/>
+            <w:r>
+              <w:rPr>
+                <w:rFonts w:ascii="맑은 고딕" w:hAnsi="맑은 고딕" w:eastAsia="맑은 고딕"/>
+                <w:sz w:val="19"/>
+              </w:rPr>
+              <w:t>담당자 입력(동일 그룹·유사 도면 후보 제시)</w:t>
+            </w:r>
+          </w:p>
+        </w:tc>
+        <w:tc>
+          <w:tcPr>
+            <w:tcW w:type="dxa" w:w="2160"/>
+          </w:tcPr>
+          <w:p>
+            <w:r/>
+            <w:r>
+              <w:rPr>
+                <w:rFonts w:ascii="맑은 고딕" w:hAnsi="맑은 고딕" w:eastAsia="맑은 고딕"/>
+                <w:sz w:val="19"/>
+              </w:rPr>
+              <w:t>ECN별</w:t>
+            </w:r>
+          </w:p>
+        </w:tc>
+        <w:tc>
+          <w:tcPr>
+            <w:tcW w:type="dxa" w:w="2160"/>
+          </w:tcPr>
+          <w:p>
+            <w:r/>
+          </w:p>
+        </w:tc>
+      </w:tr>
     </w:tbl>
     <w:p/>
     <w:p>
@@ -1869,7 +2222,7 @@
           <w:rFonts w:ascii="맑은 고딕" w:hAnsi="맑은 고딕" w:eastAsia="맑은 고딕"/>
           <w:sz w:val="21"/>
         </w:rPr>
-        <w:t>원문 FR-01~FR-10을 기준으로, 1단계 구현 범위를 반영해 우선순위를 표시했습니다.</w:t>
+        <w:t>원문 FR-01~FR-10을 기준으로, 1단계 구현 범위를 반영해 우선순위를 표시했습니다. v0.2에서 UI 시안과 설계변경통보서 양식에 들어 있는 대시보드, 영향도·부서별 조치, 종결 확인, 수평전개 기록, 적중 검증을 MVP로 옮겼습니다.</w:t>
       </w:r>
     </w:p>
     <w:tbl>
@@ -2351,7 +2704,7 @@
                 <w:rFonts w:ascii="맑은 고딕" w:hAnsi="맑은 고딕" w:eastAsia="맑은 고딕"/>
                 <w:sz w:val="19"/>
               </w:rPr>
-              <w:t>신규·삭제·대체·수량변경, 변경 전후 값·수량, 재고처리, 담당부서</w:t>
+              <w:t>신규·삭제·대체·수량변경·사양변경(v0.2 양식), 적용 위치, 변경 전후 품번·사양·수량·단위, 증감 자동 계산, 재고처리, 담당부서, 현재고</w:t>
             </w:r>
           </w:p>
         </w:tc>
@@ -2398,7 +2751,7 @@
                 <w:rFonts w:ascii="맑은 고딕" w:hAnsi="맑은 고딕" w:eastAsia="맑은 고딕"/>
                 <w:sz w:val="19"/>
               </w:rPr>
-              <w:t>필터 결과, ECN 요약표, 변경자재 목록, 부서별 조치사항</w:t>
+              <w:t>수강생 지정 양식 5종(3 유사도 분석 결과표, 4 도면 그룹 목록, 5 ECN 요약표, 6 변경자재 목록, 14 유사 후보 적중 검증표)과 설계변경통보서(ECN OUTPUT 양식 배치), 필터 결과</w:t>
             </w:r>
           </w:p>
         </w:tc>
@@ -2413,7 +2766,195 @@
                 <w:rFonts w:ascii="맑은 고딕" w:hAnsi="맑은 고딕" w:eastAsia="맑은 고딕"/>
                 <w:sz w:val="19"/>
               </w:rPr>
-              <w:t>MVP (원문은 선택)</w:t>
+              <w:t>MVP (원문은 선택, v0.2 양식 지정)</w:t>
+            </w:r>
+          </w:p>
+        </w:tc>
+      </w:tr>
+      <w:tr>
+        <w:tc>
+          <w:tcPr>
+            <w:tcW w:type="dxa" w:w="2880"/>
+          </w:tcPr>
+          <w:p>
+            <w:r/>
+            <w:r>
+              <w:rPr>
+                <w:rFonts w:ascii="맑은 고딕" w:hAnsi="맑은 고딕" w:eastAsia="맑은 고딕"/>
+                <w:sz w:val="19"/>
+              </w:rPr>
+              <w:t>유사 후보 적중 검증 (양식 14)</w:t>
+            </w:r>
+          </w:p>
+        </w:tc>
+        <w:tc>
+          <w:tcPr>
+            <w:tcW w:type="dxa" w:w="2880"/>
+          </w:tcPr>
+          <w:p>
+            <w:r/>
+            <w:r>
+              <w:rPr>
+                <w:rFonts w:ascii="맑은 고딕" w:hAnsi="맑은 고딕" w:eastAsia="맑은 고딕"/>
+                <w:sz w:val="19"/>
+              </w:rPr>
+              <w:t>도면별 담당자 정답 그룹을 입력하면 상위 3개 후보에 정답이 있는지 판정하고 적중률 집계(원문 성과지표 70퍼센트 목표와 비교)</w:t>
+            </w:r>
+          </w:p>
+        </w:tc>
+        <w:tc>
+          <w:tcPr>
+            <w:tcW w:type="dxa" w:w="2880"/>
+          </w:tcPr>
+          <w:p>
+            <w:r/>
+            <w:r>
+              <w:rPr>
+                <w:rFonts w:ascii="맑은 고딕" w:hAnsi="맑은 고딕" w:eastAsia="맑은 고딕"/>
+                <w:sz w:val="19"/>
+              </w:rPr>
+              <w:t>MVP (v0.2)</w:t>
+            </w:r>
+          </w:p>
+        </w:tc>
+      </w:tr>
+      <w:tr>
+        <w:tc>
+          <w:tcPr>
+            <w:tcW w:type="dxa" w:w="2880"/>
+          </w:tcPr>
+          <w:p>
+            <w:r/>
+            <w:r>
+              <w:rPr>
+                <w:rFonts w:ascii="맑은 고딕" w:hAnsi="맑은 고딕" w:eastAsia="맑은 고딕"/>
+                <w:sz w:val="19"/>
+              </w:rPr>
+              <w:t>ECN 영향도·부서별 조치 (양식 6절)</w:t>
+            </w:r>
+          </w:p>
+        </w:tc>
+        <w:tc>
+          <w:tcPr>
+            <w:tcW w:type="dxa" w:w="2880"/>
+          </w:tcPr>
+          <w:p>
+            <w:r/>
+            <w:r>
+              <w:rPr>
+                <w:rFonts w:ascii="맑은 고딕" w:hAnsi="맑은 고딕" w:eastAsia="맑은 고딕"/>
+                <w:sz w:val="19"/>
+              </w:rPr>
+              <w:t>9개 검토 항목의 해당 여부·기록물·조치·담당·예정일·완료일, 상태 자동 판정(미검토·비해당·완료·일정 미정·지연·진행 중)</w:t>
+            </w:r>
+          </w:p>
+        </w:tc>
+        <w:tc>
+          <w:tcPr>
+            <w:tcW w:type="dxa" w:w="2880"/>
+          </w:tcPr>
+          <w:p>
+            <w:r/>
+            <w:r>
+              <w:rPr>
+                <w:rFonts w:ascii="맑은 고딕" w:hAnsi="맑은 고딕" w:eastAsia="맑은 고딕"/>
+                <w:sz w:val="19"/>
+              </w:rPr>
+              <w:t>MVP (v0.2, UI 시안 ECN 화면에 포함)</w:t>
+            </w:r>
+          </w:p>
+        </w:tc>
+      </w:tr>
+      <w:tr>
+        <w:tc>
+          <w:tcPr>
+            <w:tcW w:type="dxa" w:w="2880"/>
+          </w:tcPr>
+          <w:p>
+            <w:r/>
+            <w:r>
+              <w:rPr>
+                <w:rFonts w:ascii="맑은 고딕" w:hAnsi="맑은 고딕" w:eastAsia="맑은 고딕"/>
+                <w:sz w:val="19"/>
+              </w:rPr>
+              <w:t>ECN 종결 확인 (양식 8절)</w:t>
+            </w:r>
+          </w:p>
+        </w:tc>
+        <w:tc>
+          <w:tcPr>
+            <w:tcW w:type="dxa" w:w="2880"/>
+          </w:tcPr>
+          <w:p>
+            <w:r/>
+            <w:r>
+              <w:rPr>
+                <w:rFonts w:ascii="맑은 고딕" w:hAnsi="맑은 고딕" w:eastAsia="맑은 고딕"/>
+                <w:sz w:val="19"/>
+              </w:rPr>
+              <w:t>적용 시점·재고 처리, 변경자재 재고처리 지정, 영향도·부서 조치, 수평전개 4개 항목을 자동 판정해 종결 가능 여부 표시, 불가 시 완료 처리 제한</w:t>
+            </w:r>
+          </w:p>
+        </w:tc>
+        <w:tc>
+          <w:tcPr>
+            <w:tcW w:type="dxa" w:w="2880"/>
+          </w:tcPr>
+          <w:p>
+            <w:r/>
+            <w:r>
+              <w:rPr>
+                <w:rFonts w:ascii="맑은 고딕" w:hAnsi="맑은 고딕" w:eastAsia="맑은 고딕"/>
+                <w:sz w:val="19"/>
+              </w:rPr>
+              <w:t>MVP (v0.2)</w:t>
+            </w:r>
+          </w:p>
+        </w:tc>
+      </w:tr>
+      <w:tr>
+        <w:tc>
+          <w:tcPr>
+            <w:tcW w:type="dxa" w:w="2880"/>
+          </w:tcPr>
+          <w:p>
+            <w:r/>
+            <w:r>
+              <w:rPr>
+                <w:rFonts w:ascii="맑은 고딕" w:hAnsi="맑은 고딕" w:eastAsia="맑은 고딕"/>
+                <w:sz w:val="19"/>
+              </w:rPr>
+              <w:t>수평전개 검토 기록 (양식 7절)</w:t>
+            </w:r>
+          </w:p>
+        </w:tc>
+        <w:tc>
+          <w:tcPr>
+            <w:tcW w:type="dxa" w:w="2880"/>
+          </w:tcPr>
+          <w:p>
+            <w:r/>
+            <w:r>
+              <w:rPr>
+                <w:rFonts w:ascii="맑은 고딕" w:hAnsi="맑은 고딕" w:eastAsia="맑은 고딕"/>
+                <w:sz w:val="19"/>
+              </w:rPr>
+              <w:t>동일 그룹·유사 도면을 대상 후보로 제시하고 적용 여부·검토 결과를 기록</w:t>
+            </w:r>
+          </w:p>
+        </w:tc>
+        <w:tc>
+          <w:tcPr>
+            <w:tcW w:type="dxa" w:w="2880"/>
+          </w:tcPr>
+          <w:p>
+            <w:r/>
+            <w:r>
+              <w:rPr>
+                <w:rFonts w:ascii="맑은 고딕" w:hAnsi="맑은 고딕" w:eastAsia="맑은 고딕"/>
+                <w:sz w:val="19"/>
+              </w:rPr>
+              <w:t>MVP (v0.2)</w:t>
             </w:r>
           </w:p>
         </w:tc>
@@ -2445,7 +2986,7 @@
                 <w:rFonts w:ascii="맑은 고딕" w:hAnsi="맑은 고딕" w:eastAsia="맑은 고딕"/>
                 <w:sz w:val="19"/>
               </w:rPr>
-              <w:t>전체 도면 수, 미분류 도면, 검토대기, 진행 중 ECN, 지연 ECN</w:t>
+              <w:t>전체 도면 수, 미분류 도면, 검토대기, 진행 중 ECN, 최근 등록 도면, 추천대기 도면, 지연·미완료 ECN (UI 시안 화면 ①)</w:t>
             </w:r>
           </w:p>
         </w:tc>
@@ -2460,101 +3001,7 @@
                 <w:rFonts w:ascii="맑은 고딕" w:hAnsi="맑은 고딕" w:eastAsia="맑은 고딕"/>
                 <w:sz w:val="19"/>
               </w:rPr>
-              <w:t>확장</w:t>
-            </w:r>
-          </w:p>
-        </w:tc>
-      </w:tr>
-      <w:tr>
-        <w:tc>
-          <w:tcPr>
-            <w:tcW w:type="dxa" w:w="2880"/>
-          </w:tcPr>
-          <w:p>
-            <w:r/>
-            <w:r>
-              <w:rPr>
-                <w:rFonts w:ascii="맑은 고딕" w:hAnsi="맑은 고딕" w:eastAsia="맑은 고딕"/>
-                <w:sz w:val="19"/>
-              </w:rPr>
-              <w:t>ECN 영향도·부서별 조치</w:t>
-            </w:r>
-          </w:p>
-        </w:tc>
-        <w:tc>
-          <w:tcPr>
-            <w:tcW w:type="dxa" w:w="2880"/>
-          </w:tcPr>
-          <w:p>
-            <w:r/>
-            <w:r>
-              <w:rPr>
-                <w:rFonts w:ascii="맑은 고딕" w:hAnsi="맑은 고딕" w:eastAsia="맑은 고딕"/>
-                <w:sz w:val="19"/>
-              </w:rPr>
-              <w:t>BOM·작업지시서·조립 JIG·검사 JIG·구매발주·품질승인 영향 지정, 담당자·완료예정일·완료일, 필수정보 미정 시 완료 처리 제한</w:t>
-            </w:r>
-          </w:p>
-        </w:tc>
-        <w:tc>
-          <w:tcPr>
-            <w:tcW w:type="dxa" w:w="2880"/>
-          </w:tcPr>
-          <w:p>
-            <w:r/>
-            <w:r>
-              <w:rPr>
-                <w:rFonts w:ascii="맑은 고딕" w:hAnsi="맑은 고딕" w:eastAsia="맑은 고딕"/>
-                <w:sz w:val="19"/>
-              </w:rPr>
-              <w:t>확장</w:t>
-            </w:r>
-          </w:p>
-        </w:tc>
-      </w:tr>
-      <w:tr>
-        <w:tc>
-          <w:tcPr>
-            <w:tcW w:type="dxa" w:w="2880"/>
-          </w:tcPr>
-          <w:p>
-            <w:r/>
-            <w:r>
-              <w:rPr>
-                <w:rFonts w:ascii="맑은 고딕" w:hAnsi="맑은 고딕" w:eastAsia="맑은 고딕"/>
-                <w:sz w:val="19"/>
-              </w:rPr>
-              <w:t>수평전개 표시</w:t>
-            </w:r>
-          </w:p>
-        </w:tc>
-        <w:tc>
-          <w:tcPr>
-            <w:tcW w:type="dxa" w:w="2880"/>
-          </w:tcPr>
-          <w:p>
-            <w:r/>
-            <w:r>
-              <w:rPr>
-                <w:rFonts w:ascii="맑은 고딕" w:hAnsi="맑은 고딕" w:eastAsia="맑은 고딕"/>
-                <w:sz w:val="19"/>
-              </w:rPr>
-              <w:t>ECN 완료 시 동일 그룹·유사 도면을 추가 검토대상으로 표시</w:t>
-            </w:r>
-          </w:p>
-        </w:tc>
-        <w:tc>
-          <w:tcPr>
-            <w:tcW w:type="dxa" w:w="2880"/>
-          </w:tcPr>
-          <w:p>
-            <w:r/>
-            <w:r>
-              <w:rPr>
-                <w:rFonts w:ascii="맑은 고딕" w:hAnsi="맑은 고딕" w:eastAsia="맑은 고딕"/>
-                <w:sz w:val="19"/>
-              </w:rPr>
-              <w:t>확장</w:t>
+              <w:t>MVP (v0.2)</w:t>
             </w:r>
           </w:p>
         </w:tc>
@@ -3136,7 +3583,7 @@
           <w:rFonts w:ascii="맑은 고딕" w:hAnsi="맑은 고딕" w:eastAsia="맑은 고딕"/>
           <w:sz w:val="21"/>
         </w:rPr>
-        <w:t>화면 4종 골격(대시보드, 도면 등록·분석, 유사도 결과·그룹 확정, ECN·변경자재)과 화면 이동(대시보드 ↔ 도면 상세 ↔ ECN, ECN에서 대상 도면·유사 그룹으로 역이동)</w:t>
+        <w:t>UI 시안의 화면 4종(대시보드, 도면 등록·정보 추출, 유사도 결과·그룹 확정, ECN 관리)과 좌측 메뉴(도면 등록, 유사도 분석, 도면 그룹, ECN 관리, 변경자재, 설정), 상단 통합검색, 진행 단계 표시(1 등록 → 2 추출 검토 → 3 유사 후보 → 4 그룹 확정 → 5 ECN 연결), 화면 이동(대시보드 ↔ 도면 상세 ↔ ECN, ECN에서 대상 도면·유사 그룹으로 역이동)</w:t>
       </w:r>
     </w:p>
     <w:p>
@@ -3172,7 +3619,43 @@
           <w:rFonts w:ascii="맑은 고딕" w:hAnsi="맑은 고딕" w:eastAsia="맑은 고딕"/>
           <w:sz w:val="21"/>
         </w:rPr>
-        <w:t>그룹 확정(확정자·일시·메모), 검색, ECN·변경자재 등록, 엑셀 출력</w:t>
+        <w:t>그룹 확정(확정자·일시·메모), 검색, ECN·변경자재 등록</w:t>
+      </w:r>
+    </w:p>
+    <w:p>
+      <w:pPr>
+        <w:pStyle w:val="ListBullet"/>
+      </w:pPr>
+      <w:r>
+        <w:rPr>
+          <w:rFonts w:ascii="맑은 고딕" w:hAnsi="맑은 고딕" w:eastAsia="맑은 고딕"/>
+          <w:sz w:val="21"/>
+        </w:rPr>
+        <w:t>설계변경통보서 양식 항목 입력(기본정보, 적용 시점·재고 처리, 수신 부서 확인, 변경자재 내역, 영향도·부서별 조치, 수평전개 검토)과 양식 8절 종결 자동 판정</w:t>
+      </w:r>
+    </w:p>
+    <w:p>
+      <w:pPr>
+        <w:pStyle w:val="ListBullet"/>
+      </w:pPr>
+      <w:r>
+        <w:rPr>
+          <w:rFonts w:ascii="맑은 고딕" w:hAnsi="맑은 고딕" w:eastAsia="맑은 고딕"/>
+          <w:sz w:val="21"/>
+        </w:rPr>
+        <w:t>엑셀 출력: 양식 3·4·5·6·14와 설계변경통보서 1건 출력(ECN OUTPUT 양식 배치를 따름)</w:t>
+      </w:r>
+    </w:p>
+    <w:p>
+      <w:pPr>
+        <w:pStyle w:val="ListBullet"/>
+      </w:pPr>
+      <w:r>
+        <w:rPr>
+          <w:rFonts w:ascii="맑은 고딕" w:hAnsi="맑은 고딕" w:eastAsia="맑은 고딕"/>
+          <w:sz w:val="21"/>
+        </w:rPr>
+        <w:t>유사 후보 적중 검증표: 담당자 정답 그룹 입력 → 상위 3개 적중 여부·적중률</w:t>
       </w:r>
     </w:p>
     <w:p>
@@ -3264,7 +3747,7 @@
           <w:rFonts w:ascii="맑은 고딕" w:hAnsi="맑은 고딕" w:eastAsia="맑은 고딕"/>
           <w:sz w:val="21"/>
         </w:rPr>
-        <w:t>ECN 영향도·부서별 조치·완료 조건 관리, 수평전개 표시, 대시보드 지표</w:t>
+        <w:t>ECN 진행 알림, 부서별 조치 현황 집계, 대시보드 지표 확장</w:t>
       </w:r>
     </w:p>
     <w:p>
@@ -3460,7 +3943,7 @@
           <w:rFonts w:ascii="맑은 고딕" w:hAnsi="맑은 고딕" w:eastAsia="맑은 고딕"/>
           <w:sz w:val="21"/>
         </w:rPr>
-        <w:t>유사도 임계값 초기값(원문은 "임계값"만 기재)</w:t>
+        <w:t>유사도 임계값 초기값 — 원문은 "임계값"만 기재, UI 시안에 "기준점수 70"이 표시되어 있어 1단계 초기값을 70으로 두고 설정에서 바꿀 수 있게 합니다. 실제 운영값인지 확인 필요</w:t>
       </w:r>
     </w:p>
     <w:p>
@@ -3521,6 +4004,54 @@
           <w:sz w:val="21"/>
         </w:rPr>
         <w:t>샘플 대상 하네스의 고객사·기종 범위(원문 "기종" 필드에 들어갈 값 확인용)</w:t>
+      </w:r>
+    </w:p>
+    <w:p>
+      <w:pPr>
+        <w:pStyle w:val="ListNumber"/>
+      </w:pPr>
+      <w:r>
+        <w:rPr>
+          <w:rFonts w:ascii="맑은 고딕" w:hAnsi="맑은 고딕" w:eastAsia="맑은 고딕"/>
+          <w:sz w:val="21"/>
+        </w:rPr>
+        <w:t>양식 번호 3·4·5·6·14 외의 나머지 양식(1·2, 7~13)이 무엇인지와, 5종 양식 각각의 열 구성 — 현재는 3장 데이터 항목으로 열을 정했습니다(가정)</w:t>
+      </w:r>
+    </w:p>
+    <w:p>
+      <w:pPr>
+        <w:pStyle w:val="ListNumber"/>
+      </w:pPr>
+      <w:r>
+        <w:rPr>
+          <w:rFonts w:ascii="맑은 고딕" w:hAnsi="맑은 고딕" w:eastAsia="맑은 고딕"/>
+          <w:sz w:val="21"/>
+        </w:rPr>
+        <w:t>설계변경통보서 엑셀의 드롭다운 목록 원본 — 받은 파일에서는 목록 참조가 끊겨(#REF!) 선택값을 알 수 없습니다. 설변 종류, 변경 사유 구분, 적용 조건, 재고 처리, 담당 부서, 해당 여부, 관계, 적용 여부의 선택값 목록</w:t>
+      </w:r>
+    </w:p>
+    <w:p>
+      <w:pPr>
+        <w:pStyle w:val="ListNumber"/>
+      </w:pPr>
+      <w:r>
+        <w:rPr>
+          <w:rFonts w:ascii="맑은 고딕" w:hAnsi="맑은 고딕" w:eastAsia="맑은 고딕"/>
+          <w:sz w:val="21"/>
+        </w:rPr>
+        <w:t>ECN 상태(진행 중·완료 외)와 설계변경통보서의 결재 흐름(작성·검토·승인·접수(품질))을 도구에서도 기록할지</w:t>
+      </w:r>
+    </w:p>
+    <w:p>
+      <w:pPr>
+        <w:pStyle w:val="ListNumber"/>
+      </w:pPr>
+      <w:r>
+        <w:rPr>
+          <w:rFonts w:ascii="맑은 고딕" w:hAnsi="맑은 고딕" w:eastAsia="맑은 고딕"/>
+          <w:sz w:val="21"/>
+        </w:rPr>
+        <w:t>양식 9절(변경 전·후 도면 캡처)과 10절(회의록) — 1단계는 글 메모로만 받고 그림 첨부는 하지 않습니다(가정)</w:t>
       </w:r>
     </w:p>
     <w:p>
@@ -3599,6 +4130,70 @@
           <w:sz w:val="21"/>
         </w:rPr>
         <w:t xml:space="preserve"> — 모두 읽음, 읽지 못한 파일 없음</w:t>
+      </w:r>
+    </w:p>
+    <w:p>
+      <w:pPr>
+        <w:pStyle w:val="ListBullet"/>
+      </w:pPr>
+      <w:r>
+        <w:rPr>
+          <w:rFonts w:ascii="맑은 고딕" w:hAnsi="맑은 고딕" w:eastAsia="맑은 고딕"/>
+          <w:sz w:val="21"/>
+        </w:rPr>
+        <w:t>2026-09-28 게시물 1 댓글: "3 유사도 분석 결과표 / 4 도면 그룹 목록 / 5 ECN 요약표 / 6 변경자재 목록 / 14 유사 후보 적중 검증표", "필요할 것 같은 양식"</w:t>
+      </w:r>
+    </w:p>
+    <w:p>
+      <w:pPr>
+        <w:pStyle w:val="ListBullet"/>
+      </w:pPr>
+      <w:r>
+        <w:rPr>
+          <w:rFonts w:ascii="맑은 고딕" w:hAnsi="맑은 고딕" w:eastAsia="맑은 고딕"/>
+          <w:sz w:val="21"/>
+        </w:rPr>
+        <w:t xml:space="preserve">2026-09-28 게시물 「UI시안」: </w:t>
+      </w:r>
+      <w:r>
+        <w:rPr>
+          <w:rFonts w:ascii="Consolas" w:hAnsi="Consolas" w:eastAsia="맑은 고딕"/>
+          <w:sz w:val="20"/>
+        </w:rPr>
+        <w:t>source/02_유사도면_ECN_UI시안.pdf</w:t>
+      </w:r>
+      <w:r>
+        <w:rPr>
+          <w:rFonts w:ascii="맑은 고딕" w:hAnsi="맑은 고딕" w:eastAsia="맑은 고딕"/>
+          <w:sz w:val="21"/>
+        </w:rPr>
+        <w:t xml:space="preserve"> — 사용자 업무 흐름(STEP 01~06), 대시보드, 도면 등록·정보 추출, 유사도 결과·그룹 확정, ECN 관리 화면(교육용 익명화 샘플 값)</w:t>
+      </w:r>
+    </w:p>
+    <w:p>
+      <w:pPr>
+        <w:pStyle w:val="ListBullet"/>
+      </w:pPr>
+      <w:r>
+        <w:rPr>
+          <w:rFonts w:ascii="맑은 고딕" w:hAnsi="맑은 고딕" w:eastAsia="맑은 고딕"/>
+          <w:sz w:val="21"/>
+        </w:rPr>
+        <w:t xml:space="preserve">2026-09-28 게시물 「ECN OUTPUT(설계변경통보서 양식)」: </w:t>
+      </w:r>
+      <w:r>
+        <w:rPr>
+          <w:rFonts w:ascii="Consolas" w:hAnsi="Consolas" w:eastAsia="맑은 고딕"/>
+          <w:sz w:val="20"/>
+        </w:rPr>
+        <w:t>source/03_ECN_OUTPUT_설계변경통보서_양식.xlsx</w:t>
+      </w:r>
+      <w:r>
+        <w:rPr>
+          <w:rFonts w:ascii="맑은 고딕" w:hAnsi="맑은 고딕" w:eastAsia="맑은 고딕"/>
+          <w:sz w:val="21"/>
+        </w:rPr>
+        <w:t xml:space="preserve"> — 시트 2개(작성 예시, 빈 양식), 1~10절 구성, 증감·유형별 건수·상태·종결 판정 수식 포함</w:t>
       </w:r>
     </w:p>
     <w:sectPr>
